--- a/docs/reference/privacy-policy-self-developed-draft.docx
+++ b/docs/reference/privacy-policy-self-developed-draft.docx
@@ -111,14 +111,38 @@
           <w:rFonts w:hint="eastAsia"/>
           <w:lang w:val="zh-CN"/>
         </w:rPr>
-        <w:t xml:space="preserve">AI旅行日记由</w:t>
-      </w:r>
-      <w:r>
-        <w:rPr>
-          <w:lang w:val="zh-CN"/>
-        </w:rPr>
-        <w:t xml:space="preserve"> </w:t>
-      </w:r>
+        <w:t xml:space="preserve">AI旅行日记（以下简称“我们”）。本政策说明您使用日记创作、萌宠聊天、回忆整理和明信片等功能时，我们如何处理信息，以及您如何管理自己的内容。</w:t>
+      </w:r>
+    </w:p>
+    <w:p>
+      <w:pPr>
+        <w:pStyle w:val="BodyText"/>
+      </w:pPr>
+      <w:r>
+        <w:rPr>
+          <w:rFonts w:hint="eastAsia"/>
+          <w:lang w:val="zh-CN"/>
+        </w:rPr>
+        <w:t xml:space="preserve">我们依据适用的个人资料保护法律处理您的信息，并尊重您依法享有的个人资料权益。商店发行范围不等同于服务器或数据处理所在地。</w:t>
+      </w:r>
+    </w:p>
+    <w:bookmarkStart w:id="9" w:name="一我们收集和使用的信息"/>
+    <w:p>
+      <w:pPr>
+        <w:pStyle w:val="Heading2"/>
+      </w:pPr>
+      <w:r>
+        <w:rPr>
+          <w:rFonts w:hint="eastAsia"/>
+          <w:lang w:val="zh-CN"/>
+        </w:rPr>
+        <w:t xml:space="preserve">一、我们收集和使用的信息</w:t>
+      </w:r>
+    </w:p>
+    <w:p>
+      <w:pPr>
+        <w:pStyle w:val="FirstParagraph"/>
+      </w:pPr>
       <w:r>
         <w:rPr>
           <w:rFonts w:hint="eastAsia"/>
@@ -126,14 +150,20 @@
           <w:bCs/>
           <w:lang w:val="zh-CN"/>
         </w:rPr>
-        <w:t xml:space="preserve">云影天光科技有限公司</w:t>
-      </w:r>
-      <w:r>
-        <w:rPr>
-          <w:rFonts w:hint="eastAsia"/>
-          <w:lang w:val="zh-CN"/>
-        </w:rPr>
-        <w:t xml:space="preserve">（以下简称“我们”）提供。本政策说明您使用日记创作、萌宠聊天、回忆整理和明信片等功能时，我们如何处理信息，以及您如何管理自己的内容。</w:t>
+        <w:t xml:space="preserve">照片与日记。</w:t>
+      </w:r>
+      <w:r>
+        <w:rPr>
+          <w:lang w:val="zh-CN"/>
+        </w:rPr>
+        <w:t xml:space="preserve"> </w:t>
+      </w:r>
+      <w:r>
+        <w:rPr>
+          <w:rFonts w:hint="eastAsia"/>
+          <w:lang w:val="zh-CN"/>
+        </w:rPr>
+        <w:t xml:space="preserve">经您授权，应用在系统允许的范围内展示相册，供您选择照片。只有您选择并提交用于创作、保存日记或上传素材的照片，才进入相应的服务端处理；不会因为您允许相册访问，就自动上传整个相册。</w:t>
       </w:r>
     </w:p>
     <w:p>
@@ -145,25 +175,12 @@
           <w:rFonts w:hint="eastAsia"/>
           <w:lang w:val="zh-CN"/>
         </w:rPr>
-        <w:t xml:space="preserve">我们依据适用的个人资料保护法律处理您的信息，并尊重您依法享有的个人资料权益。商店发行范围不等同于服务器或数据处理所在地。</w:t>
-      </w:r>
-    </w:p>
-    <w:bookmarkStart w:id="9" w:name="一我们收集和使用的信息"/>
-    <w:p>
-      <w:pPr>
-        <w:pStyle w:val="Heading2"/>
-      </w:pPr>
-      <w:r>
-        <w:rPr>
-          <w:rFonts w:hint="eastAsia"/>
-          <w:lang w:val="zh-CN"/>
-        </w:rPr>
-        <w:t xml:space="preserve">一、我们收集和使用的信息</w:t>
-      </w:r>
-    </w:p>
-    <w:p>
-      <w:pPr>
-        <w:pStyle w:val="FirstParagraph"/>
+        <w:t xml:space="preserve">为创作和保存图文游记，我们处理所选照片、相关日期和地点、标题、正文、人物称呼及必要的排版信息。您可编辑生成结果，决定是否保存或公开。已保存日记和素材会在服务器留存，并非只保存在手机本地。</w:t>
+      </w:r>
+    </w:p>
+    <w:p>
+      <w:pPr>
+        <w:pStyle w:val="BodyText"/>
       </w:pPr>
       <w:r>
         <w:rPr>
@@ -172,7 +189,7 @@
           <w:bCs/>
           <w:lang w:val="zh-CN"/>
         </w:rPr>
-        <w:t xml:space="preserve">照片与日记。</w:t>
+        <w:t xml:space="preserve">聊天与记忆。</w:t>
       </w:r>
       <w:r>
         <w:rPr>
@@ -185,19 +202,7 @@
           <w:rFonts w:hint="eastAsia"/>
           <w:lang w:val="zh-CN"/>
         </w:rPr>
-        <w:t xml:space="preserve">经您授权，应用在系统允许的范围内展示相册，供您选择照片。只有您选择并提交用于创作、保存日记或上传素材的照片，才进入相应的服务端处理；不会因为您允许相册访问，就自动上传整个相册。</w:t>
-      </w:r>
-    </w:p>
-    <w:p>
-      <w:pPr>
-        <w:pStyle w:val="BodyText"/>
-      </w:pPr>
-      <w:r>
-        <w:rPr>
-          <w:rFonts w:hint="eastAsia"/>
-          <w:lang w:val="zh-CN"/>
-        </w:rPr>
-        <w:t xml:space="preserve">为创作和保存图文游记，我们处理所选照片、相关日期和地点、标题、正文、人物称呼及必要的排版信息。您可编辑生成结果，决定是否保存或公开。已保存日记和素材会在服务器留存，并非只保存在手机本地。</w:t>
+        <w:t xml:space="preserve">您主动发送的文字和必要的会话上下文用于小橘交流及历史恢复。小橘可参考您近期日记的文字摘要，不通过聊天功能读取整个相册。保存或更新日记后，服务会整理相关文字记忆；已完成的聊天也可能生成记忆摘要。个人洞察会分析您的有效日记正文，帮助您回顾记录。</w:t>
       </w:r>
     </w:p>
     <w:p>
@@ -211,7 +216,7 @@
           <w:bCs/>
           <w:lang w:val="zh-CN"/>
         </w:rPr>
-        <w:t xml:space="preserve">聊天与记忆。</w:t>
+        <w:t xml:space="preserve">配图描述。</w:t>
       </w:r>
       <w:r>
         <w:rPr>
@@ -224,7 +229,7 @@
           <w:rFonts w:hint="eastAsia"/>
           <w:lang w:val="zh-CN"/>
         </w:rPr>
-        <w:t xml:space="preserve">您主动发送的文字和必要的会话上下文用于小橘交流及历史恢复。小橘可参考您近期日记的文字摘要，不通过聊天功能读取整个相册。保存或更新日记后，服务会整理相关文字记忆；已完成的聊天也可能生成记忆摘要。个人洞察会分析您的有效日记正文，帮助您回顾记录。</w:t>
+        <w:t xml:space="preserve">您提交的场景描述用于生成AI配图，并将结果加入素材库。生成图片是创作素材，不是实际拍摄记录。</w:t>
       </w:r>
     </w:p>
     <w:p>
@@ -238,7 +243,7 @@
           <w:bCs/>
           <w:lang w:val="zh-CN"/>
         </w:rPr>
-        <w:t xml:space="preserve">配图描述。</w:t>
+        <w:t xml:space="preserve">设备与服务信息。</w:t>
       </w:r>
       <w:r>
         <w:rPr>
@@ -251,7 +256,7 @@
           <w:rFonts w:hint="eastAsia"/>
           <w:lang w:val="zh-CN"/>
         </w:rPr>
-        <w:t xml:space="preserve">您提交的场景描述用于生成AI配图，并将结果加入素材库。生成图片是创作素材，不是实际拍摄记录。</w:t>
+        <w:t xml:space="preserve">必要的设备身份、IP及请求或错误状态用于保护私人记录、识别异常访问和维护服务。您无需填写注册账号密码或真实姓名；设备身份仍会关联您的记录，不代表这些数据已完全匿名。</w:t>
       </w:r>
     </w:p>
     <w:p>
@@ -265,7 +270,7 @@
           <w:bCs/>
           <w:lang w:val="zh-CN"/>
         </w:rPr>
-        <w:t xml:space="preserve">设备与服务信息。</w:t>
+        <w:t xml:space="preserve">城市信息。</w:t>
       </w:r>
       <w:r>
         <w:rPr>
@@ -278,7 +283,57 @@
           <w:rFonts w:hint="eastAsia"/>
           <w:lang w:val="zh-CN"/>
         </w:rPr>
-        <w:t xml:space="preserve">必要的设备身份、IP及请求或错误状态用于保护私人记录、识别异常访问和维护服务。您无需填写注册账号密码或真实姓名；设备身份仍会关联您的记录，不代表这些数据已完全匿名。</w:t>
+        <w:t xml:space="preserve">经您允许，前台定位用于补充未知日记城市或筛选同城内容。我们不为这些功能持续记录后台行踪。业务后端使用城市名称，不保存该定位流程的原始经纬度；系统定位和地理编码服务可能处理必要的位置与网络信息。</w:t>
+      </w:r>
+    </w:p>
+    <w:p>
+      <w:pPr>
+        <w:pStyle w:val="BodyText"/>
+      </w:pPr>
+      <w:r>
+        <w:rPr>
+          <w:rFonts w:hint="eastAsia"/>
+          <w:lang w:val="zh-CN"/>
+        </w:rPr>
+        <w:t xml:space="preserve">请勿提交无权使用的照片或文字，尽量避免包含证件、金融账户、医疗资料等无关敏感内容。涉及他人或未成年人时，请确保相应使用和公开行为具有合法依据。</w:t>
+      </w:r>
+    </w:p>
+    <w:bookmarkEnd w:id="9"/>
+    <w:bookmarkStart w:id="10" w:name="二ai创作"/>
+    <w:p>
+      <w:pPr>
+        <w:pStyle w:val="Heading2"/>
+      </w:pPr>
+      <w:r>
+        <w:rPr>
+          <w:rFonts w:hint="eastAsia"/>
+          <w:lang w:val="zh-CN"/>
+        </w:rPr>
+        <w:t xml:space="preserve">二、AI创作</w:t>
+      </w:r>
+    </w:p>
+    <w:p>
+      <w:pPr>
+        <w:pStyle w:val="FirstParagraph"/>
+      </w:pPr>
+      <w:r>
+        <w:rPr>
+          <w:rFonts w:hint="eastAsia"/>
+          <w:lang w:val="zh-CN"/>
+        </w:rPr>
+        <w:t xml:space="preserve">本应用通过AI功能，为照片游记、文字重写、萌宠陪伴、记忆摘要、个人洞察和配图提供支持。</w:t>
+      </w:r>
+    </w:p>
+    <w:p>
+      <w:pPr>
+        <w:pStyle w:val="BodyText"/>
+      </w:pPr>
+      <w:r>
+        <w:rPr>
+          <w:rFonts w:hint="eastAsia"/>
+          <w:lang w:val="zh-CN"/>
+        </w:rPr>
+        <w:t xml:space="preserve">在首次使用相关AI功能前，我们会说明处理目的和内容范围，并按适用要求取得您的许可。聊天授权应包含近期日记摘要的使用，记忆授权应包含保存后发生的后台整理，个人洞察应说明对有效日记正文的分析。您可以拒绝或撤回相关授权，停止相应用途的后续处理；与之无关的功能不受影响。</w:t>
       </w:r>
     </w:p>
     <w:p>
@@ -292,7 +347,7 @@
           <w:bCs/>
           <w:lang w:val="zh-CN"/>
         </w:rPr>
-        <w:t xml:space="preserve">城市信息。</w:t>
+        <w:t xml:space="preserve">使用AI功能不代表同意将私人内容用于通用模型训练。</w:t>
       </w:r>
       <w:r>
         <w:rPr>
@@ -305,7 +360,7 @@
           <w:rFonts w:hint="eastAsia"/>
           <w:lang w:val="zh-CN"/>
         </w:rPr>
-        <w:t xml:space="preserve">经您允许，前台定位用于补充未知日记城市或筛选同城内容。我们不为这些功能持续记录后台行踪。业务后端使用城市名称，不保存该定位流程的原始经纬度；系统定位和地理编码服务可能处理必要的位置与网络信息。</w:t>
+        <w:t xml:space="preserve">如需另行将内容用于训练或其他新增用途，我们会在处理前独立说明，并依法取得所需许可，不将该用途默认包含在日记创作或聊天授权中。</w:t>
       </w:r>
     </w:p>
     <w:p>
@@ -317,33 +372,7 @@
           <w:rFonts w:hint="eastAsia"/>
           <w:lang w:val="zh-CN"/>
         </w:rPr>
-        <w:t xml:space="preserve">请勿提交无权使用的照片或文字，尽量避免包含证件、金融账户、医疗资料等无关敏感内容。涉及他人或未成年人时，请确保相应使用和公开行为具有合法依据。</w:t>
-      </w:r>
-    </w:p>
-    <w:bookmarkEnd w:id="9"/>
-    <w:bookmarkStart w:id="10" w:name="二ai创作"/>
-    <w:p>
-      <w:pPr>
-        <w:pStyle w:val="Heading2"/>
-      </w:pPr>
-      <w:r>
-        <w:rPr>
-          <w:rFonts w:hint="eastAsia"/>
-          <w:lang w:val="zh-CN"/>
-        </w:rPr>
-        <w:t xml:space="preserve">二、AI创作</w:t>
-      </w:r>
-    </w:p>
-    <w:p>
-      <w:pPr>
-        <w:pStyle w:val="FirstParagraph"/>
-      </w:pPr>
-      <w:r>
-        <w:rPr>
-          <w:rFonts w:hint="eastAsia"/>
-          <w:lang w:val="zh-CN"/>
-        </w:rPr>
-        <w:t xml:space="preserve">本应用通过AI功能，为照片游记、文字重写、萌宠陪伴、记忆摘要、个人洞察和配图提供支持。</w:t>
+        <w:t xml:space="preserve">日记提供AI来源提示，AI素材显示“AI生成”，使用这些图片的明信片在保存和分享时保留相应标识。文件可能包含应用来源代码及内容编号，不包含您的访问凭证或原始提示词。普通上传照片不会仅因文件名或画面风格而被标为AI图片。</w:t>
       </w:r>
     </w:p>
     <w:p>
@@ -355,13 +384,8 @@
           <w:rFonts w:hint="eastAsia"/>
           <w:lang w:val="zh-CN"/>
         </w:rPr>
-        <w:t xml:space="preserve">在首次使用相关AI功能前，我们会说明处理目的和内容范围，并按适用要求取得您的许可。聊天授权应包含近期日记摘要的使用，记忆授权应包含保存后发生的后台整理，个人洞察应说明对有效日记正文的分析。您可以拒绝或撤回相关授权，停止相应用途的后续处理；与之无关的功能不受影响。</w:t>
-      </w:r>
-    </w:p>
-    <w:p>
-      <w:pPr>
-        <w:pStyle w:val="BodyText"/>
-      </w:pPr>
+        <w:t xml:space="preserve">AI生成内容可能存在偏差，请在保存、公开或分享前核对。</w:t>
+      </w:r>
       <w:r>
         <w:rPr>
           <w:rFonts w:hint="eastAsia"/>
@@ -369,20 +393,33 @@
           <w:bCs/>
           <w:lang w:val="zh-CN"/>
         </w:rPr>
-        <w:t xml:space="preserve">使用AI功能不代表同意将私人内容用于通用模型训练。</w:t>
-      </w:r>
-      <w:r>
-        <w:rPr>
-          <w:lang w:val="zh-CN"/>
-        </w:rPr>
-        <w:t xml:space="preserve"> </w:t>
-      </w:r>
-      <w:r>
-        <w:rPr>
-          <w:rFonts w:hint="eastAsia"/>
-          <w:lang w:val="zh-CN"/>
-        </w:rPr>
-        <w:t xml:space="preserve">如需另行将内容用于训练或其他新增用途，我们会在处理前独立说明，并依法取得所需许可，不将该用途默认包含在日记创作或聊天授权中。</w:t>
+        <w:t xml:space="preserve">萌宠陪伴和个人洞察用于日常交流与自我回顾，不提供医疗诊断、心理治疗或专业意见。</w:t>
+      </w:r>
+    </w:p>
+    <w:bookmarkEnd w:id="10"/>
+    <w:bookmarkStart w:id="11" w:name="三公开分享"/>
+    <w:p>
+      <w:pPr>
+        <w:pStyle w:val="Heading2"/>
+      </w:pPr>
+      <w:r>
+        <w:rPr>
+          <w:rFonts w:hint="eastAsia"/>
+          <w:lang w:val="zh-CN"/>
+        </w:rPr>
+        <w:t xml:space="preserve">三、公开、分享</w:t>
+      </w:r>
+    </w:p>
+    <w:p>
+      <w:pPr>
+        <w:pStyle w:val="FirstParagraph"/>
+      </w:pPr>
+      <w:r>
+        <w:rPr>
+          <w:rFonts w:hint="eastAsia"/>
+          <w:lang w:val="zh-CN"/>
+        </w:rPr>
+        <w:t xml:space="preserve">新建日记默认私密。只有您主动选择并确认的公开内容才会展示给其他用户，您可以将其改回私密。</w:t>
       </w:r>
     </w:p>
     <w:p>
@@ -394,7 +431,33 @@
           <w:rFonts w:hint="eastAsia"/>
           <w:lang w:val="zh-CN"/>
         </w:rPr>
-        <w:t xml:space="preserve">日记提供AI来源提示，AI素材显示“AI生成”，使用这些图片的明信片在保存和分享时保留相应标识。文件可能包含应用来源代码及内容编号，不包含您的访问凭证或原始提示词。普通上传照片不会仅因文件名或画面风格而被标为AI图片。</w:t>
+        <w:t xml:space="preserve">我们不因您使用本应用取得出售私人内容或用于广告跟踪的授权。因法律义务需要提供信息时，仅按有效程序处理必要范围。实际接收方、用途或范围变化时，我们会更新说明并依法取得所需许可。</w:t>
+      </w:r>
+    </w:p>
+    <w:bookmarkEnd w:id="11"/>
+    <w:bookmarkStart w:id="12" w:name="四保存与安全"/>
+    <w:p>
+      <w:pPr>
+        <w:pStyle w:val="Heading2"/>
+      </w:pPr>
+      <w:r>
+        <w:rPr>
+          <w:rFonts w:hint="eastAsia"/>
+          <w:lang w:val="zh-CN"/>
+        </w:rPr>
+        <w:t xml:space="preserve">四、保存与安全</w:t>
+      </w:r>
+    </w:p>
+    <w:p>
+      <w:pPr>
+        <w:pStyle w:val="FirstParagraph"/>
+      </w:pPr>
+      <w:r>
+        <w:rPr>
+          <w:rFonts w:hint="eastAsia"/>
+          <w:lang w:val="zh-CN"/>
+        </w:rPr>
+        <w:t xml:space="preserve">我们在提供服务所必要或法律要求的期限内保留数据，通过合理的访问控制与安全措施保护信息。</w:t>
       </w:r>
     </w:p>
     <w:p>
@@ -406,74 +469,97 @@
           <w:rFonts w:hint="eastAsia"/>
           <w:lang w:val="zh-CN"/>
         </w:rPr>
-        <w:t xml:space="preserve">AI生成内容可能存在偏差，请在保存、公开或分享前核对。</w:t>
-      </w:r>
-      <w:r>
-        <w:rPr>
-          <w:rFonts w:hint="eastAsia"/>
+        <w:t xml:space="preserve">发生信息安全事件时，我们会采取必要措施，并依法通知受影响用户及相关机构。</w:t>
+      </w:r>
+    </w:p>
+    <w:bookmarkEnd w:id="12"/>
+    <w:bookmarkStart w:id="13" w:name="五您的选择与权利"/>
+    <w:p>
+      <w:pPr>
+        <w:pStyle w:val="Heading2"/>
+      </w:pPr>
+      <w:r>
+        <w:rPr>
+          <w:rFonts w:hint="eastAsia"/>
+          <w:lang w:val="zh-CN"/>
+        </w:rPr>
+        <w:t xml:space="preserve">五、您的选择与权利</w:t>
+      </w:r>
+    </w:p>
+    <w:p>
+      <w:pPr>
+        <w:pStyle w:val="FirstParagraph"/>
+      </w:pPr>
+      <w:r>
+        <w:rPr>
+          <w:rFonts w:hint="eastAsia"/>
+          <w:lang w:val="zh-CN"/>
+        </w:rPr>
+        <w:t xml:space="preserve">您可在现有功能中查看、编辑日记，纠正记忆卡片，调整公开范围，也可依法请求复制、更正、删除或解释有关信息处理。</w:t>
+      </w:r>
+    </w:p>
+    <w:p>
+      <w:pPr>
+        <w:pStyle w:val="BodyText"/>
+      </w:pPr>
+      <w:r>
+        <w:rPr>
+          <w:rFonts w:hint="eastAsia"/>
+          <w:lang w:val="zh-CN"/>
+        </w:rPr>
+        <w:t xml:space="preserve">您可以通过下方联系渠道请求确认我们是否持有您的个人资料、查阅及取得副本，或更正不准确的资料。我们会依法在适用期限内处理；如依法不能满足请求，会说明理由。您也可向有管辖权的个人资料保护机构咨询或投诉。法定查阅或更正权与本应用提供的身份及关联数据删除功能分别适用。</w:t>
+      </w:r>
+    </w:p>
+    <w:p>
+      <w:pPr>
+        <w:pStyle w:val="BodyText"/>
+      </w:pPr>
+      <w:r>
+        <w:rPr>
+          <w:rFonts w:hint="eastAsia"/>
+          <w:lang w:val="zh-CN"/>
+        </w:rPr>
+        <w:t xml:space="preserve">相册读取用于选图，相册写入用于保存图片，定位用于城市功能。您可在iOS设置中撤回这些权限。权限撤回会停止相关新增访问，不自动删除之前已提交的服务器数据。</w:t>
+      </w:r>
+    </w:p>
+    <w:p>
+      <w:pPr>
+        <w:pStyle w:val="BodyText"/>
+      </w:pPr>
+      <w:r>
+        <w:rPr>
+          <w:rFonts w:hint="eastAsia"/>
+          <w:lang w:val="zh-CN"/>
+        </w:rPr>
+        <w:t xml:space="preserve">如果无法正常操作，或对处理结果有异议，请通过下方联系方式联系我们。我们仅核验处理请求所需的最少信息，不要求您发送访问令牌或私钥。</w:t>
+      </w:r>
+    </w:p>
+    <w:bookmarkEnd w:id="13"/>
+    <w:bookmarkStart w:id="14" w:name="六未成年人更新与联系"/>
+    <w:p>
+      <w:pPr>
+        <w:pStyle w:val="Heading2"/>
+      </w:pPr>
+      <w:r>
+        <w:rPr>
+          <w:rFonts w:hint="eastAsia"/>
+          <w:lang w:val="zh-CN"/>
+        </w:rPr>
+        <w:t xml:space="preserve">六、未成年人、更新与联系</w:t>
+      </w:r>
+    </w:p>
+    <w:p>
+      <w:pPr>
+        <w:pStyle w:val="FirstParagraph"/>
+      </w:pPr>
+      <w:r>
+        <w:rPr>
           <w:b/>
           <w:bCs/>
           <w:lang w:val="zh-CN"/>
         </w:rPr>
-        <w:t xml:space="preserve">萌宠陪伴和个人洞察用于日常交流与自我回顾，不提供医疗诊断、心理治疗或专业意见。</w:t>
-      </w:r>
-    </w:p>
-    <w:bookmarkEnd w:id="10"/>
-    <w:bookmarkStart w:id="11" w:name="三公开分享"/>
-    <w:p>
-      <w:pPr>
-        <w:pStyle w:val="Heading2"/>
-      </w:pPr>
-      <w:r>
-        <w:rPr>
-          <w:rFonts w:hint="eastAsia"/>
-          <w:lang w:val="zh-CN"/>
-        </w:rPr>
-        <w:t xml:space="preserve">三、公开、分享</w:t>
-      </w:r>
-    </w:p>
-    <w:p>
-      <w:pPr>
-        <w:pStyle w:val="FirstParagraph"/>
-      </w:pPr>
-      <w:r>
-        <w:rPr>
-          <w:rFonts w:hint="eastAsia"/>
-          <w:lang w:val="zh-CN"/>
-        </w:rPr>
-        <w:t xml:space="preserve">新建日记默认私密。只有您主动选择并确认的公开内容才会展示给其他用户，您可以将其改回私密。</w:t>
-      </w:r>
-    </w:p>
-    <w:p>
-      <w:pPr>
-        <w:pStyle w:val="BodyText"/>
-      </w:pPr>
-      <w:r>
-        <w:rPr>
-          <w:rFonts w:hint="eastAsia"/>
-          <w:lang w:val="zh-CN"/>
-        </w:rPr>
-        <w:t xml:space="preserve">我们不因您使用本应用取得出售私人内容或用于广告跟踪的授权。因法律义务需要提供信息时，仅按有效程序处理必要范围。实际接收方、用途或范围变化时，我们会更新说明并依法取得所需许可。</w:t>
-      </w:r>
-    </w:p>
-    <w:bookmarkEnd w:id="11"/>
-    <w:bookmarkStart w:id="12" w:name="四保存与安全"/>
-    <w:p>
-      <w:pPr>
-        <w:pStyle w:val="Heading2"/>
-      </w:pPr>
-      <w:r>
-        <w:rPr>
-          <w:rFonts w:hint="eastAsia"/>
-          <w:lang w:val="zh-CN"/>
-        </w:rPr>
-        <w:t xml:space="preserve">四、保存与安全</w:t>
-      </w:r>
-    </w:p>
-    <w:p>
-      <w:pPr>
-        <w:pStyle w:val="FirstParagraph"/>
-      </w:pPr>
+        <w:t xml:space="preserve">App Store </w:t>
+      </w:r>
       <w:r>
         <w:rPr>
           <w:rFonts w:hint="eastAsia"/>
@@ -481,7 +567,7 @@
           <w:bCs/>
           <w:lang w:val="zh-CN"/>
         </w:rPr>
-        <w:t xml:space="preserve">服务和备份存储地区：中国大陆。</w:t>
+        <w:t xml:space="preserve">年龄分级。</w:t>
       </w:r>
       <w:r>
         <w:rPr>
@@ -494,100 +580,25 @@
           <w:rFonts w:hint="eastAsia"/>
           <w:lang w:val="zh-CN"/>
         </w:rPr>
-        <w:t xml:space="preserve">我们在提供服务所必要或法律要求的期限内保留数据，通过合理的访问控制与安全措施保护信息。</w:t>
+        <w:t xml:space="preserve">本应用的年龄分级以您所在国家或地区的</w:t>
+      </w:r>
+      <w:r>
+        <w:rPr>
+          <w:lang w:val="zh-CN"/>
+        </w:rPr>
+        <w:t xml:space="preserve"> App Store </w:t>
+      </w:r>
+      <w:r>
+        <w:rPr>
+          <w:rFonts w:hint="eastAsia"/>
+          <w:lang w:val="zh-CN"/>
+        </w:rPr>
+        <w:t xml:space="preserve">展示为准。未成年人使用本应用，应遵守适用法律，并在依法需要时取得监护人同意。监护人如发现未成年人个人信息被不当处理，可通过客服邮箱联系我们。</w:t>
       </w:r>
     </w:p>
     <w:p>
       <w:pPr>
         <w:pStyle w:val="BodyText"/>
-      </w:pPr>
-      <w:r>
-        <w:rPr>
-          <w:rFonts w:hint="eastAsia"/>
-          <w:lang w:val="zh-CN"/>
-        </w:rPr>
-        <w:t xml:space="preserve">发生信息安全事件时，我们会采取必要措施，并依法通知受影响用户及相关机构。</w:t>
-      </w:r>
-    </w:p>
-    <w:bookmarkEnd w:id="12"/>
-    <w:bookmarkStart w:id="13" w:name="五您的选择与权利"/>
-    <w:p>
-      <w:pPr>
-        <w:pStyle w:val="Heading2"/>
-      </w:pPr>
-      <w:r>
-        <w:rPr>
-          <w:rFonts w:hint="eastAsia"/>
-          <w:lang w:val="zh-CN"/>
-        </w:rPr>
-        <w:t xml:space="preserve">五、您的选择与权利</w:t>
-      </w:r>
-    </w:p>
-    <w:p>
-      <w:pPr>
-        <w:pStyle w:val="FirstParagraph"/>
-      </w:pPr>
-      <w:r>
-        <w:rPr>
-          <w:rFonts w:hint="eastAsia"/>
-          <w:lang w:val="zh-CN"/>
-        </w:rPr>
-        <w:t xml:space="preserve">您可在现有功能中查看、编辑日记，纠正记忆卡片，调整公开范围，也可依法请求复制、更正、删除或解释有关信息处理。</w:t>
-      </w:r>
-    </w:p>
-    <w:p>
-      <w:pPr>
-        <w:pStyle w:val="BodyText"/>
-      </w:pPr>
-      <w:r>
-        <w:rPr>
-          <w:rFonts w:hint="eastAsia"/>
-          <w:lang w:val="zh-CN"/>
-        </w:rPr>
-        <w:t xml:space="preserve">您可以通过下方联系渠道请求确认我们是否持有您的个人资料、查阅及取得副本，或更正不准确的资料。我们会依法在适用期限内处理；如依法不能满足请求，会说明理由。您也可向有管辖权的个人资料保护机构咨询或投诉。法定查阅或更正权与本应用提供的身份及关联数据删除功能分别适用。</w:t>
-      </w:r>
-    </w:p>
-    <w:p>
-      <w:pPr>
-        <w:pStyle w:val="BodyText"/>
-      </w:pPr>
-      <w:r>
-        <w:rPr>
-          <w:rFonts w:hint="eastAsia"/>
-          <w:lang w:val="zh-CN"/>
-        </w:rPr>
-        <w:t xml:space="preserve">相册读取用于选图，相册写入用于保存图片，定位用于城市功能。您可在iOS设置中撤回这些权限。权限撤回会停止相关新增访问，不自动删除之前已提交的服务器数据。</w:t>
-      </w:r>
-    </w:p>
-    <w:p>
-      <w:pPr>
-        <w:pStyle w:val="BodyText"/>
-      </w:pPr>
-      <w:r>
-        <w:rPr>
-          <w:rFonts w:hint="eastAsia"/>
-          <w:lang w:val="zh-CN"/>
-        </w:rPr>
-        <w:t xml:space="preserve">如果无法正常操作，或对处理结果有异议，请通过下方联系方式联系我们。我们仅核验处理请求所需的最少信息，不要求您发送访问令牌或私钥。</w:t>
-      </w:r>
-    </w:p>
-    <w:bookmarkEnd w:id="13"/>
-    <w:bookmarkStart w:id="14" w:name="六未成年人更新与联系"/>
-    <w:p>
-      <w:pPr>
-        <w:pStyle w:val="Heading2"/>
-      </w:pPr>
-      <w:r>
-        <w:rPr>
-          <w:rFonts w:hint="eastAsia"/>
-          <w:lang w:val="zh-CN"/>
-        </w:rPr>
-        <w:t xml:space="preserve">六、未成年人、更新与联系</w:t>
-      </w:r>
-    </w:p>
-    <w:p>
-      <w:pPr>
-        <w:pStyle w:val="FirstParagraph"/>
       </w:pPr>
       <w:r>
         <w:rPr>
@@ -596,34 +607,7 @@
           <w:bCs/>
           <w:lang w:val="zh-CN"/>
         </w:rPr>
-        <w:t xml:space="preserve">适用年龄：[实际最低年龄及未成年人服务安排]。</w:t>
-      </w:r>
-      <w:r>
-        <w:rPr>
-          <w:lang w:val="zh-CN"/>
-        </w:rPr>
-        <w:t xml:space="preserve"> </w:t>
-      </w:r>
-      <w:r>
-        <w:rPr>
-          <w:rFonts w:hint="eastAsia"/>
-          <w:lang w:val="zh-CN"/>
-        </w:rPr>
-        <w:t xml:space="preserve">未成年人须满足当地年龄及监护人同意要求。监护人发现不符合条件的信息处理时，可联系我们核实处理。</w:t>
-      </w:r>
-    </w:p>
-    <w:p>
-      <w:pPr>
-        <w:pStyle w:val="BodyText"/>
-      </w:pPr>
-      <w:r>
-        <w:rPr>
-          <w:rFonts w:hint="eastAsia"/>
-          <w:b/>
-          <w:bCs/>
-          <w:lang w:val="zh-CN"/>
-        </w:rPr>
-        <w:t xml:space="preserve">运营主体：云影天光科技有限公司</w:t>
+        <w:t xml:space="preserve">运营主体：AI旅行日记</w:t>
       </w:r>
     </w:p>
     <w:p>
@@ -1413,7 +1397,7 @@
       <w:color w:themeColor="accent1" w:themeShade="BF" w:val="365F91"/>
     </w:rPr>
   </w:style>
-  <w:style w:type="paragraph" w:customStyle="1" w:styleId="SourceCode">
+  <w:style w:customStyle="1" w:styleId="SourceCode" w:type="paragraph">
     <w:name w:val="Source Code"/>
     <w:basedOn w:val="Normal"/>
     <w:link w:val="VerbatimChar"/>
@@ -1421,7 +1405,7 @@
       <w:wordWrap w:val="off"/>
     </w:pPr>
   </w:style>
-  <w:style w:type="character" w:customStyle="1" w:styleId="KeywordTok">
+  <w:style w:customStyle="1" w:styleId="KeywordTok" w:type="character">
     <w:name w:val="KeywordTok"/>
     <w:basedOn w:val="VerbatimChar"/>
     <w:rPr>
@@ -1429,77 +1413,77 @@
       <w:color w:val="007020"/>
     </w:rPr>
   </w:style>
-  <w:style w:type="character" w:customStyle="1" w:styleId="DataTypeTok">
+  <w:style w:customStyle="1" w:styleId="DataTypeTok" w:type="character">
     <w:name w:val="DataTypeTok"/>
     <w:basedOn w:val="VerbatimChar"/>
     <w:rPr>
       <w:color w:val="902000"/>
     </w:rPr>
   </w:style>
-  <w:style w:type="character" w:customStyle="1" w:styleId="DecValTok">
+  <w:style w:customStyle="1" w:styleId="DecValTok" w:type="character">
     <w:name w:val="DecValTok"/>
     <w:basedOn w:val="VerbatimChar"/>
     <w:rPr>
       <w:color w:val="40a070"/>
     </w:rPr>
   </w:style>
-  <w:style w:type="character" w:customStyle="1" w:styleId="BaseNTok">
+  <w:style w:customStyle="1" w:styleId="BaseNTok" w:type="character">
     <w:name w:val="BaseNTok"/>
     <w:basedOn w:val="VerbatimChar"/>
     <w:rPr>
       <w:color w:val="40a070"/>
     </w:rPr>
   </w:style>
-  <w:style w:type="character" w:customStyle="1" w:styleId="FloatTok">
+  <w:style w:customStyle="1" w:styleId="FloatTok" w:type="character">
     <w:name w:val="FloatTok"/>
     <w:basedOn w:val="VerbatimChar"/>
     <w:rPr>
       <w:color w:val="40a070"/>
     </w:rPr>
   </w:style>
-  <w:style w:type="character" w:customStyle="1" w:styleId="ConstantTok">
+  <w:style w:customStyle="1" w:styleId="ConstantTok" w:type="character">
     <w:name w:val="ConstantTok"/>
     <w:basedOn w:val="VerbatimChar"/>
     <w:rPr>
       <w:color w:val="880000"/>
     </w:rPr>
   </w:style>
-  <w:style w:type="character" w:customStyle="1" w:styleId="CharTok">
+  <w:style w:customStyle="1" w:styleId="CharTok" w:type="character">
     <w:name w:val="CharTok"/>
     <w:basedOn w:val="VerbatimChar"/>
     <w:rPr>
       <w:color w:val="4070a0"/>
     </w:rPr>
   </w:style>
-  <w:style w:type="character" w:customStyle="1" w:styleId="SpecialCharTok">
+  <w:style w:customStyle="1" w:styleId="SpecialCharTok" w:type="character">
     <w:name w:val="SpecialCharTok"/>
     <w:basedOn w:val="VerbatimChar"/>
     <w:rPr>
       <w:color w:val="4070a0"/>
     </w:rPr>
   </w:style>
-  <w:style w:type="character" w:customStyle="1" w:styleId="StringTok">
+  <w:style w:customStyle="1" w:styleId="StringTok" w:type="character">
     <w:name w:val="StringTok"/>
     <w:basedOn w:val="VerbatimChar"/>
     <w:rPr>
       <w:color w:val="4070a0"/>
     </w:rPr>
   </w:style>
-  <w:style w:type="character" w:customStyle="1" w:styleId="VerbatimStringTok">
+  <w:style w:customStyle="1" w:styleId="VerbatimStringTok" w:type="character">
     <w:name w:val="VerbatimStringTok"/>
     <w:basedOn w:val="VerbatimChar"/>
     <w:rPr>
       <w:color w:val="4070a0"/>
     </w:rPr>
   </w:style>
-  <w:style w:type="character" w:customStyle="1" w:styleId="SpecialStringTok">
+  <w:style w:customStyle="1" w:styleId="SpecialStringTok" w:type="character">
     <w:name w:val="SpecialStringTok"/>
     <w:basedOn w:val="VerbatimChar"/>
     <w:rPr>
       <w:color w:val="bb6688"/>
     </w:rPr>
   </w:style>
-  <w:style w:type="character" w:customStyle="1" w:styleId="ImportTok">
+  <w:style w:customStyle="1" w:styleId="ImportTok" w:type="character">
     <w:name w:val="ImportTok"/>
     <w:basedOn w:val="VerbatimChar"/>
     <w:rPr>
@@ -1507,7 +1491,7 @@
       <w:color w:val="008000"/>
     </w:rPr>
   </w:style>
-  <w:style w:type="character" w:customStyle="1" w:styleId="CommentTok">
+  <w:style w:customStyle="1" w:styleId="CommentTok" w:type="character">
     <w:name w:val="CommentTok"/>
     <w:basedOn w:val="VerbatimChar"/>
     <w:rPr>
@@ -1515,7 +1499,7 @@
       <w:color w:val="60a0b0"/>
     </w:rPr>
   </w:style>
-  <w:style w:type="character" w:customStyle="1" w:styleId="DocumentationTok">
+  <w:style w:customStyle="1" w:styleId="DocumentationTok" w:type="character">
     <w:name w:val="DocumentationTok"/>
     <w:basedOn w:val="VerbatimChar"/>
     <w:rPr>
@@ -1523,7 +1507,7 @@
       <w:color w:val="ba2121"/>
     </w:rPr>
   </w:style>
-  <w:style w:type="character" w:customStyle="1" w:styleId="AnnotationTok">
+  <w:style w:customStyle="1" w:styleId="AnnotationTok" w:type="character">
     <w:name w:val="AnnotationTok"/>
     <w:basedOn w:val="VerbatimChar"/>
     <w:rPr>
@@ -1532,7 +1516,7 @@
       <w:color w:val="60a0b0"/>
     </w:rPr>
   </w:style>
-  <w:style w:type="character" w:customStyle="1" w:styleId="CommentVarTok">
+  <w:style w:customStyle="1" w:styleId="CommentVarTok" w:type="character">
     <w:name w:val="CommentVarTok"/>
     <w:basedOn w:val="VerbatimChar"/>
     <w:rPr>
@@ -1541,28 +1525,28 @@
       <w:color w:val="60a0b0"/>
     </w:rPr>
   </w:style>
-  <w:style w:type="character" w:customStyle="1" w:styleId="OtherTok">
+  <w:style w:customStyle="1" w:styleId="OtherTok" w:type="character">
     <w:name w:val="OtherTok"/>
     <w:basedOn w:val="VerbatimChar"/>
     <w:rPr>
       <w:color w:val="007020"/>
     </w:rPr>
   </w:style>
-  <w:style w:type="character" w:customStyle="1" w:styleId="FunctionTok">
+  <w:style w:customStyle="1" w:styleId="FunctionTok" w:type="character">
     <w:name w:val="FunctionTok"/>
     <w:basedOn w:val="VerbatimChar"/>
     <w:rPr>
       <w:color w:val="06287e"/>
     </w:rPr>
   </w:style>
-  <w:style w:type="character" w:customStyle="1" w:styleId="VariableTok">
+  <w:style w:customStyle="1" w:styleId="VariableTok" w:type="character">
     <w:name w:val="VariableTok"/>
     <w:basedOn w:val="VerbatimChar"/>
     <w:rPr>
       <w:color w:val="19177c"/>
     </w:rPr>
   </w:style>
-  <w:style w:type="character" w:customStyle="1" w:styleId="ControlFlowTok">
+  <w:style w:customStyle="1" w:styleId="ControlFlowTok" w:type="character">
     <w:name w:val="ControlFlowTok"/>
     <w:basedOn w:val="VerbatimChar"/>
     <w:rPr>
@@ -1570,45 +1554,45 @@
       <w:color w:val="007020"/>
     </w:rPr>
   </w:style>
-  <w:style w:type="character" w:customStyle="1" w:styleId="OperatorTok">
+  <w:style w:customStyle="1" w:styleId="OperatorTok" w:type="character">
     <w:name w:val="OperatorTok"/>
     <w:basedOn w:val="VerbatimChar"/>
     <w:rPr>
       <w:color w:val="666666"/>
     </w:rPr>
   </w:style>
-  <w:style w:type="character" w:customStyle="1" w:styleId="BuiltInTok">
+  <w:style w:customStyle="1" w:styleId="BuiltInTok" w:type="character">
     <w:name w:val="BuiltInTok"/>
     <w:basedOn w:val="VerbatimChar"/>
     <w:rPr>
       <w:color w:val="008000"/>
     </w:rPr>
   </w:style>
-  <w:style w:type="character" w:customStyle="1" w:styleId="ExtensionTok">
+  <w:style w:customStyle="1" w:styleId="ExtensionTok" w:type="character">
     <w:name w:val="ExtensionTok"/>
     <w:basedOn w:val="VerbatimChar"/>
     <w:rPr/>
   </w:style>
-  <w:style w:type="character" w:customStyle="1" w:styleId="PreprocessorTok">
+  <w:style w:customStyle="1" w:styleId="PreprocessorTok" w:type="character">
     <w:name w:val="PreprocessorTok"/>
     <w:basedOn w:val="VerbatimChar"/>
     <w:rPr>
       <w:color w:val="bc7a00"/>
     </w:rPr>
   </w:style>
-  <w:style w:type="character" w:customStyle="1" w:styleId="AttributeTok">
+  <w:style w:customStyle="1" w:styleId="AttributeTok" w:type="character">
     <w:name w:val="AttributeTok"/>
     <w:basedOn w:val="VerbatimChar"/>
     <w:rPr>
       <w:color w:val="7d9029"/>
     </w:rPr>
   </w:style>
-  <w:style w:type="character" w:customStyle="1" w:styleId="RegionMarkerTok">
+  <w:style w:customStyle="1" w:styleId="RegionMarkerTok" w:type="character">
     <w:name w:val="RegionMarkerTok"/>
     <w:basedOn w:val="VerbatimChar"/>
     <w:rPr/>
   </w:style>
-  <w:style w:type="character" w:customStyle="1" w:styleId="InformationTok">
+  <w:style w:customStyle="1" w:styleId="InformationTok" w:type="character">
     <w:name w:val="InformationTok"/>
     <w:basedOn w:val="VerbatimChar"/>
     <w:rPr>
@@ -1617,7 +1601,7 @@
       <w:color w:val="60a0b0"/>
     </w:rPr>
   </w:style>
-  <w:style w:type="character" w:customStyle="1" w:styleId="WarningTok">
+  <w:style w:customStyle="1" w:styleId="WarningTok" w:type="character">
     <w:name w:val="WarningTok"/>
     <w:basedOn w:val="VerbatimChar"/>
     <w:rPr>
@@ -1626,7 +1610,7 @@
       <w:color w:val="60a0b0"/>
     </w:rPr>
   </w:style>
-  <w:style w:type="character" w:customStyle="1" w:styleId="AlertTok">
+  <w:style w:customStyle="1" w:styleId="AlertTok" w:type="character">
     <w:name w:val="AlertTok"/>
     <w:basedOn w:val="VerbatimChar"/>
     <w:rPr>
@@ -1634,7 +1618,7 @@
       <w:color w:val="ff0000"/>
     </w:rPr>
   </w:style>
-  <w:style w:type="character" w:customStyle="1" w:styleId="ErrorTok">
+  <w:style w:customStyle="1" w:styleId="ErrorTok" w:type="character">
     <w:name w:val="ErrorTok"/>
     <w:basedOn w:val="VerbatimChar"/>
     <w:rPr>
@@ -1642,7 +1626,7 @@
       <w:color w:val="ff0000"/>
     </w:rPr>
   </w:style>
-  <w:style w:type="character" w:customStyle="1" w:styleId="NormalTok">
+  <w:style w:customStyle="1" w:styleId="NormalTok" w:type="character">
     <w:name w:val="NormalTok"/>
     <w:basedOn w:val="VerbatimChar"/>
     <w:rPr/>
